--- a/assets/demo/case3/改后-专家库汇报_report.docx
+++ b/assets/demo/case3/改后-专家库汇报_report.docx
@@ -62,15 +62,7 @@
         <w:pStyle w:val="ListBullet"/>
       </w:pPr>
       <w:r>
-        <w:t>title：方正小标宋简体，22.0 磅，对齐 center</w:t>
-      </w:r>
-    </w:p>
-    <w:p>
-      <w:pPr>
-        <w:pStyle w:val="ListBullet"/>
-      </w:pPr>
-      <w:r>
-        <w:t>date：仿宋_GB2312，14.0 磅，对齐 justify</w:t>
+        <w:t>title：黑体，22.0 磅，对齐 center，行距 26.0 磅</w:t>
       </w:r>
     </w:p>
     <w:p>
@@ -102,7 +94,7 @@
         <w:pStyle w:val="ListBullet"/>
       </w:pPr>
       <w:r>
-        <w:t>other：华文楷体，10.5 磅，对齐 justify，行距 30.0 磅，首行缩进 2.0 字符</w:t>
+        <w:t>other：宋体，10.5 磅，对齐 left，行距 30.0 磅，首行缩进 2.0 字符</w:t>
       </w:r>
     </w:p>
     <w:p>
@@ -246,7 +238,7 @@
           </w:tcPr>
           <w:p>
             <w:r>
-              <w:t>paragraph_style、font_eastasia、font_ascii、size_pt、bold、alignment</w:t>
+              <w:t>paragraph_style、font_eastasia、font_ascii、size_pt、bold、alignment、line_spacing</w:t>
             </w:r>
           </w:p>
         </w:tc>
